--- a/source_docs/ICT30120 Cert III General VOF OUR.docx
+++ b/source_docs/ICT30120 Cert III General VOF OUR.docx
@@ -445,7 +445,6 @@
         <w:tc>
           <w:tcPr>
             <w:tcW w:w="1755" w:type="dxa"/>
-            <w:vMerge w:val="restart"/>
             <w:vAlign w:val="center"/>
           </w:tcPr>
           <w:p>
@@ -704,9 +703,29 @@
         <w:tc>
           <w:tcPr>
             <w:tcW w:w="1755" w:type="dxa"/>
-            <w:vMerge/>
+            <w:shd w:val="clear" w:color="auto" w:fill="A3CEED" w:themeFill="accent6" w:themeFillTint="66"/>
             <w:vAlign w:val="center"/>
           </w:tcPr>
+          <w:p>
+            <w:pPr>
+              <w:ind w:firstLine="28"/>
+              <w:jc w:val="left"/>
+              <w:cnfStyle w:val="000000000000" w:firstRow="0" w:lastRow="0" w:firstColumn="0" w:lastColumn="0" w:oddVBand="0" w:evenVBand="0" w:oddHBand="0" w:evenHBand="0" w:firstRowFirstColumn="0" w:firstRowLastColumn="0" w:lastRowFirstColumn="0" w:lastRowLastColumn="0"/>
+              <w:rPr>
+                <w:rFonts w:asciiTheme="majorHAnsi" w:eastAsia="Times New Roman" w:hAnsiTheme="majorHAnsi" w:cstheme="majorBidi"/>
+                <w:color w:val="000000" w:themeColor="text1"/>
+                <w:lang w:val="en-AU" w:eastAsia="en-AU"/>
+              </w:rPr>
+            </w:pPr>
+            <w:r>
+              <w:rPr>
+                <w:rFonts w:asciiTheme="majorHAnsi" w:eastAsia="Times New Roman" w:hAnsiTheme="majorHAnsi" w:cstheme="majorBidi"/>
+                <w:color w:val="000000" w:themeColor="text1"/>
+                <w:lang w:val="en-AU" w:eastAsia="en-AU"/>
+              </w:rPr>
+              <w:t>Anu Joshi</w:t>
+            </w:r>
+          </w:p>
           <w:p>
             <w:pPr>
               <w:ind w:firstLine="28"/>
@@ -1544,7 +1563,6 @@
         <w:tc>
           <w:tcPr>
             <w:tcW w:w="1755" w:type="dxa"/>
-            <w:vMerge w:val="restart"/>
             <w:vAlign w:val="center"/>
           </w:tcPr>
           <w:p>
@@ -1564,82 +1582,7 @@
                 <w:color w:val="000000" w:themeColor="text1"/>
                 <w:lang w:val="en-AU" w:eastAsia="en-AU"/>
               </w:rPr>
-              <w:t>Graham</w:t>
-            </w:r>
-            <w:r>
-              <w:rPr>
-                <w:rFonts w:asciiTheme="majorHAnsi" w:eastAsia="Times New Roman" w:hAnsiTheme="majorHAnsi" w:cstheme="majorBidi"/>
-                <w:color w:val="000000" w:themeColor="text1"/>
-                <w:lang w:val="en-AU" w:eastAsia="en-AU"/>
-              </w:rPr>
-              <w:t xml:space="preserve"> </w:t>
-            </w:r>
-            <w:r>
-              <w:rPr>
-                <w:rFonts w:asciiTheme="majorHAnsi" w:eastAsia="Times New Roman" w:hAnsiTheme="majorHAnsi" w:cstheme="majorBidi"/>
-                <w:color w:val="000000" w:themeColor="text1"/>
-                <w:lang w:val="en-AU" w:eastAsia="en-AU"/>
-              </w:rPr>
-              <w:t>Barbe</w:t>
-            </w:r>
-            <w:r>
-              <w:rPr>
-                <w:rFonts w:asciiTheme="majorHAnsi" w:eastAsia="Times New Roman" w:hAnsiTheme="majorHAnsi" w:cstheme="majorBidi"/>
-                <w:color w:val="000000" w:themeColor="text1"/>
-                <w:lang w:val="en-AU" w:eastAsia="en-AU"/>
-              </w:rPr>
-              <w:t>r</w:t>
-            </w:r>
-            <w:r>
-              <w:br/>
-            </w:r>
-            <w:r>
-              <w:br/>
-            </w:r>
-            <w:r>
-              <w:rPr>
-                <w:rFonts w:asciiTheme="majorHAnsi" w:eastAsia="Times New Roman" w:hAnsiTheme="majorHAnsi" w:cstheme="majorBidi"/>
-                <w:color w:val="000000" w:themeColor="text1"/>
-                <w:lang w:val="en-AU" w:eastAsia="en-AU"/>
-              </w:rPr>
-              <w:t xml:space="preserve">Graham Barber </w:t>
-            </w:r>
-            <w:r>
-              <w:br/>
-            </w:r>
-          </w:p>
-          <w:p>
-            <w:pPr>
-              <w:ind w:firstLine="28"/>
-              <w:jc w:val="left"/>
-              <w:cnfStyle w:val="000000000000" w:firstRow="0" w:lastRow="0" w:firstColumn="0" w:lastColumn="0" w:oddVBand="0" w:evenVBand="0" w:oddHBand="0" w:evenHBand="0" w:firstRowFirstColumn="0" w:firstRowLastColumn="0" w:lastRowFirstColumn="0" w:lastRowLastColumn="0"/>
-              <w:rPr>
-                <w:rFonts w:asciiTheme="majorHAnsi" w:eastAsia="Times New Roman" w:hAnsiTheme="majorHAnsi" w:cstheme="majorBidi"/>
-                <w:color w:val="000000"/>
-                <w:lang w:val="en-AU" w:eastAsia="en-AU"/>
-              </w:rPr>
-            </w:pPr>
-            <w:r>
-              <w:rPr>
-                <w:rFonts w:asciiTheme="majorHAnsi" w:eastAsia="Times New Roman" w:hAnsiTheme="majorHAnsi" w:cstheme="majorBidi"/>
-                <w:color w:val="000000" w:themeColor="text1"/>
-                <w:lang w:val="en-AU" w:eastAsia="en-AU"/>
-              </w:rPr>
-              <w:t>Anu</w:t>
-            </w:r>
-            <w:r>
-              <w:rPr>
-                <w:rFonts w:asciiTheme="majorHAnsi" w:eastAsia="Times New Roman" w:hAnsiTheme="majorHAnsi" w:cstheme="majorBidi"/>
-                <w:color w:val="000000" w:themeColor="text1"/>
-                <w:lang w:val="en-AU" w:eastAsia="en-AU"/>
-              </w:rPr>
-              <w:t xml:space="preserve"> Joshi</w:t>
-            </w:r>
-            <w:r>
-              <w:br/>
-            </w:r>
-            <w:r>
-              <w:br/>
+              <w:t>Graham Barber</w:t>
             </w:r>
           </w:p>
         </w:tc>
@@ -1658,6 +1601,194 @@
           </w:tcPr>
           <w:p>
             <w:pPr>
+              <w:ind w:firstLine="0"/>
+              <w:jc w:val="left"/>
+              <w:rPr>
+                <w:rFonts w:asciiTheme="majorHAnsi" w:eastAsia="Times New Roman" w:hAnsiTheme="majorHAnsi" w:cstheme="majorBidi"/>
+                <w:lang w:val="en-AU" w:eastAsia="en-AU"/>
+              </w:rPr>
+            </w:pPr>
+          </w:p>
+        </w:tc>
+        <w:tc>
+          <w:tcPr>
+            <w:tcW w:w="2120" w:type="dxa"/>
+          </w:tcPr>
+          <w:p>
+            <w:pPr>
+              <w:jc w:val="left"/>
+              <w:cnfStyle w:val="000000100000" w:firstRow="0" w:lastRow="0" w:firstColumn="0" w:lastColumn="0" w:oddVBand="0" w:evenVBand="0" w:oddHBand="1" w:evenHBand="0" w:firstRowFirstColumn="0" w:firstRowLastColumn="0" w:lastRowFirstColumn="0" w:lastRowLastColumn="0"/>
+              <w:rPr>
+                <w:rFonts w:asciiTheme="majorHAnsi" w:eastAsia="Times New Roman" w:hAnsiTheme="majorHAnsi" w:cstheme="majorBidi"/>
+                <w:color w:val="000000" w:themeColor="text1"/>
+                <w:lang w:val="en-AU" w:eastAsia="en-AU"/>
+              </w:rPr>
+            </w:pPr>
+            <w:r>
+              <w:rPr>
+                <w:rFonts w:asciiTheme="majorHAnsi" w:eastAsia="Times New Roman" w:hAnsiTheme="majorHAnsi" w:cstheme="majorBidi"/>
+                <w:lang w:val="en-AU" w:eastAsia="en-AU"/>
+              </w:rPr>
+              <w:t xml:space="preserve">9:00 – </w:t>
+            </w:r>
+            <w:r>
+              <w:rPr>
+                <w:rFonts w:asciiTheme="majorHAnsi" w:eastAsia="Times New Roman" w:hAnsiTheme="majorHAnsi" w:cstheme="majorBidi"/>
+                <w:color w:val="000000" w:themeColor="text1"/>
+                <w:lang w:val="en-AU" w:eastAsia="en-AU"/>
+              </w:rPr>
+              <w:t>2:30</w:t>
+            </w:r>
+          </w:p>
+          <w:p>
+            <w:pPr>
+              <w:jc w:val="left"/>
+              <w:cnfStyle w:val="000000100000" w:firstRow="0" w:lastRow="0" w:firstColumn="0" w:lastColumn="0" w:oddVBand="0" w:evenVBand="0" w:oddHBand="1" w:evenHBand="0" w:firstRowFirstColumn="0" w:firstRowLastColumn="0" w:lastRowFirstColumn="0" w:lastRowLastColumn="0"/>
+              <w:rPr>
+                <w:rFonts w:asciiTheme="majorHAnsi" w:eastAsia="Times New Roman" w:hAnsiTheme="majorHAnsi" w:cstheme="majorBidi"/>
+                <w:lang w:val="en-AU" w:eastAsia="en-AU"/>
+              </w:rPr>
+            </w:pPr>
+          </w:p>
+        </w:tc>
+        <w:tc>
+          <w:tcPr>
+            <w:tcW w:w="7575" w:type="dxa"/>
+            <w:noWrap/>
+          </w:tcPr>
+          <w:p>
+            <w:pPr>
+              <w:pStyle w:val="NormalWeb"/>
+              <w:spacing w:beforeAutospacing="0" w:afterAutospacing="0"/>
+              <w:ind w:firstLine="0"/>
+              <w:jc w:val="left"/>
+              <w:cnfStyle w:val="000000100000" w:firstRow="0" w:lastRow="0" w:firstColumn="0" w:lastColumn="0" w:oddVBand="0" w:evenVBand="0" w:oddHBand="1" w:evenHBand="0" w:firstRowFirstColumn="0" w:firstRowLastColumn="0" w:lastRowFirstColumn="0" w:lastRowLastColumn="0"/>
+              <w:rPr>
+                <w:rFonts w:asciiTheme="majorHAnsi" w:hAnsiTheme="majorHAnsi" w:cstheme="majorBidi"/>
+                <w:color w:val="000000" w:themeColor="text1"/>
+                <w:sz w:val="22"/>
+                <w:szCs w:val="22"/>
+              </w:rPr>
+            </w:pPr>
+            <w:r>
+              <w:rPr>
+                <w:rFonts w:asciiTheme="majorHAnsi" w:hAnsiTheme="majorHAnsi" w:cstheme="majorBidi"/>
+                <w:color w:val="000000" w:themeColor="text1"/>
+              </w:rPr>
+              <w:t>ICTCLD301 Evaluate Characteristics of Cloud Computing solutions and services</w:t>
+            </w:r>
+          </w:p>
+        </w:tc>
+        <w:tc>
+          <w:tcPr>
+            <w:tcW w:w="990" w:type="dxa"/>
+          </w:tcPr>
+          <w:p>
+            <w:pPr>
+              <w:ind w:firstLine="0"/>
+              <w:jc w:val="left"/>
+              <w:cnfStyle w:val="000000100000" w:firstRow="0" w:lastRow="0" w:firstColumn="0" w:lastColumn="0" w:oddVBand="0" w:evenVBand="0" w:oddHBand="1" w:evenHBand="0" w:firstRowFirstColumn="0" w:firstRowLastColumn="0" w:lastRowFirstColumn="0" w:lastRowLastColumn="0"/>
+              <w:rPr>
+                <w:rFonts w:asciiTheme="majorHAnsi" w:hAnsiTheme="majorHAnsi" w:cstheme="majorBidi"/>
+              </w:rPr>
+            </w:pPr>
+            <w:r>
+              <w:rPr>
+                <w:rFonts w:asciiTheme="majorHAnsi" w:hAnsiTheme="majorHAnsi" w:cstheme="majorBidi"/>
+              </w:rPr>
+              <w:t>10-14</w:t>
+            </w:r>
+          </w:p>
+        </w:tc>
+        <w:tc>
+          <w:tcPr>
+            <w:tcW w:w="1364" w:type="dxa"/>
+          </w:tcPr>
+          <w:p>
+            <w:pPr>
+              <w:spacing w:line="240" w:lineRule="auto"/>
+              <w:ind w:firstLine="0"/>
+              <w:jc w:val="left"/>
+              <w:cnfStyle w:val="000000100000" w:firstRow="0" w:lastRow="0" w:firstColumn="0" w:lastColumn="0" w:oddVBand="0" w:evenVBand="0" w:oddHBand="1" w:evenHBand="0" w:firstRowFirstColumn="0" w:firstRowLastColumn="0" w:lastRowFirstColumn="0" w:lastRowLastColumn="0"/>
+              <w:rPr>
+                <w:rFonts w:ascii="Calibri" w:eastAsia="Calibri" w:hAnsi="Calibri" w:cs="Calibri"/>
+                <w:color w:val="000000" w:themeColor="text1"/>
+              </w:rPr>
+            </w:pPr>
+            <w:r>
+              <w:rPr>
+                <w:rFonts w:ascii="Calibri" w:eastAsia="Calibri" w:hAnsi="Calibri" w:cs="Calibri"/>
+                <w:color w:val="000000" w:themeColor="text1"/>
+              </w:rPr>
+              <w:t>24/09/2026</w:t>
+            </w:r>
+          </w:p>
+          <w:p>
+            <w:pPr>
+              <w:spacing w:line="240" w:lineRule="auto"/>
+              <w:ind w:firstLine="0"/>
+              <w:jc w:val="left"/>
+              <w:cnfStyle w:val="000000100000" w:firstRow="0" w:lastRow="0" w:firstColumn="0" w:lastColumn="0" w:oddVBand="0" w:evenVBand="0" w:oddHBand="1" w:evenHBand="0" w:firstRowFirstColumn="0" w:firstRowLastColumn="0" w:lastRowFirstColumn="0" w:lastRowLastColumn="0"/>
+              <w:rPr>
+                <w:rFonts w:ascii="Calibri" w:eastAsia="Calibri" w:hAnsi="Calibri" w:cs="Calibri"/>
+                <w:color w:val="000000" w:themeColor="text1"/>
+              </w:rPr>
+            </w:pPr>
+            <w:r>
+              <w:rPr>
+                <w:rFonts w:ascii="Calibri" w:eastAsia="Calibri" w:hAnsi="Calibri" w:cs="Calibri"/>
+                <w:color w:val="000000" w:themeColor="text1"/>
+              </w:rPr>
+              <w:t>29/10/2026</w:t>
+            </w:r>
+          </w:p>
+        </w:tc>
+        <w:tc>
+          <w:tcPr>
+            <w:tcW w:w="1755" w:type="dxa"/>
+            <w:vAlign w:val="center"/>
+          </w:tcPr>
+          <w:p>
+            <w:pPr>
+              <w:ind w:firstLine="28"/>
+              <w:jc w:val="left"/>
+              <w:cnfStyle w:val="000000100000" w:firstRow="0" w:lastRow="0" w:firstColumn="0" w:lastColumn="0" w:oddVBand="0" w:evenVBand="0" w:oddHBand="1" w:evenHBand="0" w:firstRowFirstColumn="0" w:firstRowLastColumn="0" w:lastRowFirstColumn="0" w:lastRowLastColumn="0"/>
+              <w:rPr>
+                <w:rFonts w:asciiTheme="majorHAnsi" w:eastAsia="Times New Roman" w:hAnsiTheme="majorHAnsi" w:cstheme="majorBidi"/>
+                <w:color w:val="000000" w:themeColor="text1"/>
+                <w:lang w:val="en-AU" w:eastAsia="en-AU"/>
+              </w:rPr>
+            </w:pPr>
+            <w:r>
+              <w:br/>
+            </w:r>
+            <w:r>
+              <w:rPr>
+                <w:rFonts w:asciiTheme="majorHAnsi" w:eastAsia="Times New Roman" w:hAnsiTheme="majorHAnsi" w:cstheme="majorBidi"/>
+                <w:color w:val="000000" w:themeColor="text1"/>
+                <w:lang w:val="en-AU" w:eastAsia="en-AU"/>
+              </w:rPr>
+              <w:t xml:space="preserve">Graham Barber </w:t>
+            </w:r>
+            <w:r>
+              <w:br/>
+            </w:r>
+          </w:p>
+        </w:tc>
+      </w:tr>
+      <w:tr>
+        <w:trPr>
+          <w:trHeight w:val="300"/>
+        </w:trPr>
+        <w:tc>
+          <w:tcPr>
+            <w:cnfStyle w:val="001000000000" w:firstRow="0" w:lastRow="0" w:firstColumn="1" w:lastColumn="0" w:oddVBand="0" w:evenVBand="0" w:oddHBand="0" w:evenHBand="0" w:firstRowFirstColumn="0" w:firstRowLastColumn="0" w:lastRowFirstColumn="0" w:lastRowLastColumn="0"/>
+            <w:tcW w:w="1495" w:type="dxa"/>
+            <w:vMerge/>
+            <w:noWrap/>
+          </w:tcPr>
+          <w:p>
+            <w:pPr>
               <w:jc w:val="center"/>
               <w:rPr>
                 <w:rFonts w:asciiTheme="majorHAnsi" w:eastAsia="Times New Roman" w:hAnsiTheme="majorHAnsi" w:cstheme="majorHAnsi"/>
@@ -1674,7 +1805,7 @@
           <w:p>
             <w:pPr>
               <w:jc w:val="left"/>
-              <w:cnfStyle w:val="000000100000" w:firstRow="0" w:lastRow="0" w:firstColumn="0" w:lastColumn="0" w:oddVBand="0" w:evenVBand="0" w:oddHBand="1" w:evenHBand="0" w:firstRowFirstColumn="0" w:firstRowLastColumn="0" w:lastRowFirstColumn="0" w:lastRowLastColumn="0"/>
+              <w:cnfStyle w:val="000000000000" w:firstRow="0" w:lastRow="0" w:firstColumn="0" w:lastColumn="0" w:oddVBand="0" w:evenVBand="0" w:oddHBand="0" w:evenHBand="0" w:firstRowFirstColumn="0" w:firstRowLastColumn="0" w:lastRowFirstColumn="0" w:lastRowLastColumn="0"/>
               <w:rPr>
                 <w:rFonts w:asciiTheme="majorHAnsi" w:eastAsia="Times New Roman" w:hAnsiTheme="majorHAnsi" w:cstheme="majorBidi"/>
                 <w:color w:val="000000" w:themeColor="text1"/>
@@ -1699,9 +1830,8 @@
           </w:p>
           <w:p>
             <w:pPr>
-              <w:ind w:firstLine="0"/>
-              <w:jc w:val="left"/>
-              <w:cnfStyle w:val="000000100000" w:firstRow="0" w:lastRow="0" w:firstColumn="0" w:lastColumn="0" w:oddVBand="0" w:evenVBand="0" w:oddHBand="1" w:evenHBand="0" w:firstRowFirstColumn="0" w:firstRowLastColumn="0" w:lastRowFirstColumn="0" w:lastRowLastColumn="0"/>
+              <w:jc w:val="left"/>
+              <w:cnfStyle w:val="000000000000" w:firstRow="0" w:lastRow="0" w:firstColumn="0" w:lastColumn="0" w:oddVBand="0" w:evenVBand="0" w:oddHBand="0" w:evenHBand="0" w:firstRowFirstColumn="0" w:firstRowLastColumn="0" w:lastRowFirstColumn="0" w:lastRowLastColumn="0"/>
               <w:rPr>
                 <w:rFonts w:asciiTheme="majorHAnsi" w:eastAsia="Times New Roman" w:hAnsiTheme="majorHAnsi" w:cstheme="majorBidi"/>
                 <w:color w:val="000000" w:themeColor="text1"/>
@@ -1717,47 +1847,11 @@
           </w:tcPr>
           <w:p>
             <w:pPr>
-              <w:ind w:firstLine="0"/>
-              <w:cnfStyle w:val="000000100000" w:firstRow="0" w:lastRow="0" w:firstColumn="0" w:lastColumn="0" w:oddVBand="0" w:evenVBand="0" w:oddHBand="1" w:evenHBand="0" w:firstRowFirstColumn="0" w:firstRowLastColumn="0" w:lastRowFirstColumn="0" w:lastRowLastColumn="0"/>
-              <w:rPr>
-                <w:rFonts w:asciiTheme="majorHAnsi" w:hAnsiTheme="majorHAnsi" w:cstheme="majorBidi"/>
-                <w:color w:val="000000" w:themeColor="text1"/>
-              </w:rPr>
-            </w:pPr>
-            <w:r>
-              <w:rPr>
-                <w:rFonts w:asciiTheme="majorHAnsi" w:hAnsiTheme="majorHAnsi" w:cstheme="majorBidi"/>
-                <w:color w:val="000000" w:themeColor="text1"/>
-              </w:rPr>
-              <w:t xml:space="preserve">ICTCLD301 Evaluate Characteristics of Cloud Computing </w:t>
-            </w:r>
-            <w:proofErr w:type="gramStart"/>
-            <w:r>
-              <w:rPr>
-                <w:rFonts w:asciiTheme="majorHAnsi" w:hAnsiTheme="majorHAnsi" w:cstheme="majorBidi"/>
-                <w:color w:val="000000" w:themeColor="text1"/>
-              </w:rPr>
-              <w:t>solutions</w:t>
-            </w:r>
-            <w:proofErr w:type="gramEnd"/>
-            <w:r>
-              <w:rPr>
-                <w:rFonts w:asciiTheme="majorHAnsi" w:hAnsiTheme="majorHAnsi" w:cstheme="majorBidi"/>
-                <w:color w:val="000000" w:themeColor="text1"/>
-              </w:rPr>
-              <w:t xml:space="preserve"> and services </w:t>
-            </w:r>
-            <w:r>
-              <w:br/>
-            </w:r>
-          </w:p>
-          <w:p>
-            <w:pPr>
               <w:pStyle w:val="NormalWeb"/>
               <w:spacing w:beforeAutospacing="0" w:afterAutospacing="0"/>
               <w:ind w:firstLine="0"/>
               <w:jc w:val="left"/>
-              <w:cnfStyle w:val="000000100000" w:firstRow="0" w:lastRow="0" w:firstColumn="0" w:lastColumn="0" w:oddVBand="0" w:evenVBand="0" w:oddHBand="1" w:evenHBand="0" w:firstRowFirstColumn="0" w:firstRowLastColumn="0" w:lastRowFirstColumn="0" w:lastRowLastColumn="0"/>
+              <w:cnfStyle w:val="000000000000" w:firstRow="0" w:lastRow="0" w:firstColumn="0" w:lastColumn="0" w:oddVBand="0" w:evenVBand="0" w:oddHBand="0" w:evenHBand="0" w:firstRowFirstColumn="0" w:firstRowLastColumn="0" w:lastRowFirstColumn="0" w:lastRowLastColumn="0"/>
               <w:rPr>
                 <w:rFonts w:asciiTheme="majorHAnsi" w:hAnsiTheme="majorHAnsi" w:cstheme="majorBidi"/>
                 <w:color w:val="000000" w:themeColor="text1"/>
@@ -1784,37 +1878,12 @@
             <w:pPr>
               <w:ind w:firstLine="0"/>
               <w:jc w:val="left"/>
-              <w:cnfStyle w:val="000000100000" w:firstRow="0" w:lastRow="0" w:firstColumn="0" w:lastColumn="0" w:oddVBand="0" w:evenVBand="0" w:oddHBand="1" w:evenHBand="0" w:firstRowFirstColumn="0" w:firstRowLastColumn="0" w:lastRowFirstColumn="0" w:lastRowLastColumn="0"/>
+              <w:cnfStyle w:val="000000000000" w:firstRow="0" w:lastRow="0" w:firstColumn="0" w:lastColumn="0" w:oddVBand="0" w:evenVBand="0" w:oddHBand="0" w:evenHBand="0" w:firstRowFirstColumn="0" w:firstRowLastColumn="0" w:lastRowFirstColumn="0" w:lastRowLastColumn="0"/>
+            </w:pPr>
+            <w:r>
               <w:rPr>
                 <w:rFonts w:asciiTheme="majorHAnsi" w:hAnsiTheme="majorHAnsi" w:cstheme="majorBidi"/>
               </w:rPr>
-            </w:pPr>
-            <w:r>
-              <w:rPr>
-                <w:rFonts w:asciiTheme="majorHAnsi" w:hAnsiTheme="majorHAnsi" w:cstheme="majorBidi"/>
-              </w:rPr>
-              <w:t>10-</w:t>
-            </w:r>
-            <w:r>
-              <w:rPr>
-                <w:rFonts w:asciiTheme="majorHAnsi" w:hAnsiTheme="majorHAnsi" w:cstheme="majorBidi"/>
-              </w:rPr>
-              <w:t>14</w:t>
-            </w:r>
-            <w:r>
-              <w:br/>
-            </w:r>
-          </w:p>
-          <w:p>
-            <w:pPr>
-              <w:ind w:firstLine="0"/>
-              <w:jc w:val="left"/>
-              <w:cnfStyle w:val="000000100000" w:firstRow="0" w:lastRow="0" w:firstColumn="0" w:lastColumn="0" w:oddVBand="0" w:evenVBand="0" w:oddHBand="1" w:evenHBand="0" w:firstRowFirstColumn="0" w:firstRowLastColumn="0" w:lastRowFirstColumn="0" w:lastRowLastColumn="0"/>
-            </w:pPr>
-            <w:r>
-              <w:rPr>
-                <w:rFonts w:asciiTheme="majorHAnsi" w:hAnsiTheme="majorHAnsi" w:cstheme="majorBidi"/>
-              </w:rPr>
               <w:t>14-18</w:t>
             </w:r>
           </w:p>
@@ -1828,7 +1897,7 @@
               <w:spacing w:line="240" w:lineRule="auto"/>
               <w:ind w:firstLine="0"/>
               <w:jc w:val="left"/>
-              <w:cnfStyle w:val="000000100000" w:firstRow="0" w:lastRow="0" w:firstColumn="0" w:lastColumn="0" w:oddVBand="0" w:evenVBand="0" w:oddHBand="1" w:evenHBand="0" w:firstRowFirstColumn="0" w:firstRowLastColumn="0" w:lastRowFirstColumn="0" w:lastRowLastColumn="0"/>
+              <w:cnfStyle w:val="000000000000" w:firstRow="0" w:lastRow="0" w:firstColumn="0" w:lastColumn="0" w:oddVBand="0" w:evenVBand="0" w:oddHBand="0" w:evenHBand="0" w:firstRowFirstColumn="0" w:firstRowLastColumn="0" w:lastRowFirstColumn="0" w:lastRowLastColumn="0"/>
               <w:rPr>
                 <w:rFonts w:ascii="Calibri" w:eastAsia="Calibri" w:hAnsi="Calibri" w:cs="Calibri"/>
                 <w:color w:val="000000" w:themeColor="text1"/>
@@ -1839,7 +1908,7 @@
                 <w:rFonts w:ascii="Calibri" w:eastAsia="Calibri" w:hAnsi="Calibri" w:cs="Calibri"/>
                 <w:color w:val="000000" w:themeColor="text1"/>
               </w:rPr>
-              <w:t>24/09/2026</w:t>
+              <w:t>5/11/2026</w:t>
             </w:r>
           </w:p>
           <w:p>
@@ -1847,104 +1916,51 @@
               <w:spacing w:line="240" w:lineRule="auto"/>
               <w:ind w:firstLine="0"/>
               <w:jc w:val="left"/>
-              <w:cnfStyle w:val="000000100000" w:firstRow="0" w:lastRow="0" w:firstColumn="0" w:lastColumn="0" w:oddVBand="0" w:evenVBand="0" w:oddHBand="1" w:evenHBand="0" w:firstRowFirstColumn="0" w:firstRowLastColumn="0" w:lastRowFirstColumn="0" w:lastRowLastColumn="0"/>
+              <w:cnfStyle w:val="000000000000" w:firstRow="0" w:lastRow="0" w:firstColumn="0" w:lastColumn="0" w:oddVBand="0" w:evenVBand="0" w:oddHBand="0" w:evenHBand="0" w:firstRowFirstColumn="0" w:firstRowLastColumn="0" w:lastRowFirstColumn="0" w:lastRowLastColumn="0"/>
+            </w:pPr>
+            <w:r>
               <w:rPr>
                 <w:rFonts w:ascii="Calibri" w:eastAsia="Calibri" w:hAnsi="Calibri" w:cs="Calibri"/>
                 <w:color w:val="000000" w:themeColor="text1"/>
               </w:rPr>
-            </w:pPr>
-            <w:r>
+              <w:t>03/12/202</w:t>
+            </w:r>
+          </w:p>
+          <w:p>
+            <w:pPr>
+              <w:spacing w:line="240" w:lineRule="auto"/>
+              <w:ind w:firstLine="0"/>
+              <w:jc w:val="left"/>
+              <w:cnfStyle w:val="000000000000" w:firstRow="0" w:lastRow="0" w:firstColumn="0" w:lastColumn="0" w:oddVBand="0" w:evenVBand="0" w:oddHBand="0" w:evenHBand="0" w:firstRowFirstColumn="0" w:firstRowLastColumn="0" w:lastRowFirstColumn="0" w:lastRowLastColumn="0"/>
               <w:rPr>
                 <w:rFonts w:ascii="Calibri" w:eastAsia="Calibri" w:hAnsi="Calibri" w:cs="Calibri"/>
                 <w:color w:val="000000" w:themeColor="text1"/>
               </w:rPr>
-              <w:t>29</w:t>
-            </w:r>
-            <w:r>
-              <w:rPr>
-                <w:rFonts w:ascii="Calibri" w:eastAsia="Calibri" w:hAnsi="Calibri" w:cs="Calibri"/>
-                <w:color w:val="000000" w:themeColor="text1"/>
-              </w:rPr>
-              <w:t>/</w:t>
-            </w:r>
-            <w:r>
-              <w:rPr>
-                <w:rFonts w:ascii="Calibri" w:eastAsia="Calibri" w:hAnsi="Calibri" w:cs="Calibri"/>
-                <w:color w:val="000000" w:themeColor="text1"/>
-              </w:rPr>
-              <w:t>10</w:t>
-            </w:r>
-            <w:r>
-              <w:rPr>
-                <w:rFonts w:ascii="Calibri" w:eastAsia="Calibri" w:hAnsi="Calibri" w:cs="Calibri"/>
-                <w:color w:val="000000" w:themeColor="text1"/>
-              </w:rPr>
-              <w:t>/2026</w:t>
-            </w:r>
-            <w:r>
-              <w:br/>
-            </w:r>
-            <w:r>
-              <w:br/>
-            </w:r>
-            <w:r>
-              <w:rPr>
-                <w:rFonts w:ascii="Calibri" w:eastAsia="Calibri" w:hAnsi="Calibri" w:cs="Calibri"/>
-                <w:color w:val="000000" w:themeColor="text1"/>
-              </w:rPr>
-              <w:t>5</w:t>
-            </w:r>
-            <w:r>
-              <w:rPr>
-                <w:rFonts w:ascii="Calibri" w:eastAsia="Calibri" w:hAnsi="Calibri" w:cs="Calibri"/>
-                <w:color w:val="000000" w:themeColor="text1"/>
-              </w:rPr>
-              <w:t>/11/2026</w:t>
-            </w:r>
-          </w:p>
-          <w:p>
-            <w:pPr>
-              <w:spacing w:line="240" w:lineRule="auto"/>
-              <w:ind w:firstLine="0"/>
-              <w:jc w:val="left"/>
-              <w:cnfStyle w:val="000000100000" w:firstRow="0" w:lastRow="0" w:firstColumn="0" w:lastColumn="0" w:oddVBand="0" w:evenVBand="0" w:oddHBand="1" w:evenHBand="0" w:firstRowFirstColumn="0" w:firstRowLastColumn="0" w:lastRowFirstColumn="0" w:lastRowLastColumn="0"/>
-            </w:pPr>
-            <w:r>
-              <w:rPr>
-                <w:rFonts w:ascii="Calibri" w:eastAsia="Calibri" w:hAnsi="Calibri" w:cs="Calibri"/>
-                <w:color w:val="000000" w:themeColor="text1"/>
-              </w:rPr>
-              <w:t>03/12/202</w:t>
-            </w:r>
-          </w:p>
-          <w:p>
-            <w:pPr>
-              <w:spacing w:line="240" w:lineRule="auto"/>
-              <w:ind w:firstLine="0"/>
-              <w:jc w:val="left"/>
-              <w:cnfStyle w:val="000000100000" w:firstRow="0" w:lastRow="0" w:firstColumn="0" w:lastColumn="0" w:oddVBand="0" w:evenVBand="0" w:oddHBand="1" w:evenHBand="0" w:firstRowFirstColumn="0" w:firstRowLastColumn="0" w:lastRowFirstColumn="0" w:lastRowLastColumn="0"/>
-              <w:rPr>
-                <w:rFonts w:ascii="Calibri" w:eastAsia="Calibri" w:hAnsi="Calibri" w:cs="Calibri"/>
-                <w:color w:val="000000" w:themeColor="text1"/>
-              </w:rPr>
             </w:pPr>
           </w:p>
         </w:tc>
         <w:tc>
           <w:tcPr>
             <w:tcW w:w="1755" w:type="dxa"/>
-            <w:vMerge/>
-          </w:tcPr>
-          <w:p>
-            <w:pPr>
-              <w:jc w:val="center"/>
-              <w:cnfStyle w:val="000000100000" w:firstRow="0" w:lastRow="0" w:firstColumn="0" w:lastColumn="0" w:oddVBand="0" w:evenVBand="0" w:oddHBand="1" w:evenHBand="0" w:firstRowFirstColumn="0" w:firstRowLastColumn="0" w:lastRowFirstColumn="0" w:lastRowLastColumn="0"/>
+          </w:tcPr>
+          <w:p>
+            <w:pPr>
+              <w:ind w:firstLine="0"/>
+              <w:cnfStyle w:val="000000000000" w:firstRow="0" w:lastRow="0" w:firstColumn="0" w:lastColumn="0" w:oddVBand="0" w:evenVBand="0" w:oddHBand="0" w:evenHBand="0" w:firstRowFirstColumn="0" w:firstRowLastColumn="0" w:lastRowFirstColumn="0" w:lastRowLastColumn="0"/>
               <w:rPr>
                 <w:rFonts w:asciiTheme="majorHAnsi" w:eastAsia="Times New Roman" w:hAnsiTheme="majorHAnsi" w:cstheme="majorHAnsi"/>
                 <w:color w:val="000000"/>
                 <w:lang w:val="en-AU" w:eastAsia="en-AU"/>
               </w:rPr>
             </w:pPr>
+            <w:r>
+              <w:rPr>
+                <w:rFonts w:asciiTheme="majorHAnsi" w:eastAsia="Times New Roman" w:hAnsiTheme="majorHAnsi" w:cstheme="majorBidi"/>
+                <w:color w:val="000000" w:themeColor="text1"/>
+                <w:lang w:val="en-AU" w:eastAsia="en-AU"/>
+              </w:rPr>
+              <w:t>Anu Joshi</w:t>
+            </w:r>
           </w:p>
         </w:tc>
       </w:tr>
